--- a/Pandas/作业/04统计与保存.docx
+++ b/Pandas/作业/04统计与保存.docx
@@ -35,7 +35,23 @@
         <w:rPr>
           <w:rFonts w:hint="eastAsia"/>
         </w:rPr>
-        <w:t>df.count(axis=1)的作用是什么？</w:t>
+        <w:t>df.count(axis=1)的作用是什么</w:t>
+      </w:r>
+      <w:r>
+        <w:rPr>
+          <w:rFonts w:hint="eastAsia"/>
+          <w:lang w:val="en-US" w:eastAsia="zh-CN"/>
+        </w:rPr>
+        <w:t xml:space="preserve">?        </w:t>
+      </w:r>
+      <w:r>
+        <w:rPr>
+          <w:rFonts w:hint="eastAsia"/>
+          <w:b/>
+          <w:bCs/>
+          <w:lang w:val="en-US" w:eastAsia="zh-CN"/>
+        </w:rPr>
+        <w:t>A</w:t>
       </w:r>
     </w:p>
     <w:p>
@@ -121,6 +137,13 @@
         </w:rPr>
         <w:t>关于mean()方法的numeric_only参数，下列说法正确的是？</w:t>
       </w:r>
+      <w:r>
+        <w:rPr>
+          <w:rFonts w:hint="eastAsia"/>
+          <w:lang w:val="en-US" w:eastAsia="zh-CN"/>
+        </w:rPr>
+        <w:t xml:space="preserve">    A</w:t>
+      </w:r>
     </w:p>
     <w:p>
       <w:pPr>
@@ -205,6 +228,13 @@
         </w:rPr>
         <w:t>关于累积计算（cummax、cummin、cumsum、cumprod），下列说法正确的是？</w:t>
       </w:r>
+      <w:r>
+        <w:rPr>
+          <w:rFonts w:hint="eastAsia"/>
+          <w:lang w:val="en-US" w:eastAsia="zh-CN"/>
+        </w:rPr>
+        <w:t xml:space="preserve">  C</w:t>
+      </w:r>
     </w:p>
     <w:p>
       <w:pPr>
@@ -282,6 +312,13 @@
         </w:rPr>
         <w:t>使用to_csv()方法保存DataFrame时，哪个参数用于控制是否写入行索引？</w:t>
       </w:r>
+      <w:r>
+        <w:rPr>
+          <w:rFonts w:hint="eastAsia"/>
+          <w:lang w:val="en-US" w:eastAsia="zh-CN"/>
+        </w:rPr>
+        <w:t xml:space="preserve">  B</w:t>
+      </w:r>
     </w:p>
     <w:p>
       <w:pPr>
@@ -359,6 +396,13 @@
         </w:rPr>
         <w:t>要将DataFrame保存为Excel文件，需要安装哪个库？</w:t>
       </w:r>
+      <w:r>
+        <w:rPr>
+          <w:rFonts w:hint="eastAsia"/>
+          <w:lang w:val="en-US" w:eastAsia="zh-CN"/>
+        </w:rPr>
+        <w:t xml:space="preserve">   B</w:t>
+      </w:r>
     </w:p>
     <w:p>
       <w:pPr>
@@ -436,6 +480,22 @@
         </w:rPr>
         <w:t>read_csv()方法中，nrows=10参数的作用是什么？</w:t>
       </w:r>
+      <w:r>
+        <w:rPr>
+          <w:rFonts w:hint="eastAsia"/>
+          <w:lang w:val="en-US" w:eastAsia="zh-CN"/>
+        </w:rPr>
+        <w:t xml:space="preserve">   </w:t>
+      </w:r>
+      <w:r>
+        <w:rPr>
+          <w:rFonts w:hint="eastAsia"/>
+          <w:b/>
+          <w:bCs/>
+          <w:lang w:val="en-US" w:eastAsia="zh-CN"/>
+        </w:rPr>
+        <w:t>B</w:t>
+      </w:r>
     </w:p>
     <w:p>
       <w:pPr>
@@ -513,6 +573,22 @@
         </w:rPr>
         <w:t>使用read_excel()读取Excel文件时，sheet_name=None会返回什么？</w:t>
       </w:r>
+      <w:r>
+        <w:rPr>
+          <w:rFonts w:hint="eastAsia"/>
+          <w:lang w:val="en-US" w:eastAsia="zh-CN"/>
+        </w:rPr>
+        <w:t xml:space="preserve">   </w:t>
+      </w:r>
+      <w:r>
+        <w:rPr>
+          <w:rFonts w:hint="eastAsia"/>
+          <w:b/>
+          <w:bCs/>
+          <w:lang w:val="en-US" w:eastAsia="zh-CN"/>
+        </w:rPr>
+        <w:t>C</w:t>
+      </w:r>
     </w:p>
     <w:p>
       <w:pPr>
@@ -605,7 +681,20 @@
         <w:rPr>
           <w:rFonts w:hint="eastAsia"/>
         </w:rPr>
-        <w:t>df.count()方法默认沿着axis=__________方向计算，返回每列非NaN值的数量。</w:t>
+        <w:t>df.count()方法默认沿着axis=___</w:t>
+      </w:r>
+      <w:r>
+        <w:rPr>
+          <w:rFonts w:hint="eastAsia"/>
+          <w:lang w:val="en-US" w:eastAsia="zh-CN"/>
+        </w:rPr>
+        <w:t>0</w:t>
+      </w:r>
+      <w:r>
+        <w:rPr>
+          <w:rFonts w:hint="eastAsia"/>
+        </w:rPr>
+        <w:t>_______方向计算，返回每列非NaN值的数量。</w:t>
       </w:r>
     </w:p>
     <w:p>
@@ -630,7 +719,20 @@
         <w:rPr>
           <w:rFonts w:hint="eastAsia"/>
         </w:rPr>
-        <w:t>在sum()方法中，设置__________参数为True可以只对数值列进行求和。</w:t>
+        <w:t>在sum()方法中，设置____</w:t>
+      </w:r>
+      <w:r>
+        <w:rPr>
+          <w:rFonts w:hint="eastAsia"/>
+          <w:lang w:val="en-US" w:eastAsia="zh-CN"/>
+        </w:rPr>
+        <w:t>numeric_only</w:t>
+      </w:r>
+      <w:r>
+        <w:rPr>
+          <w:rFonts w:hint="eastAsia"/>
+        </w:rPr>
+        <w:t>______参数为True可以只对数值列进行求和。</w:t>
       </w:r>
     </w:p>
     <w:p>
@@ -655,7 +757,20 @@
         <w:rPr>
           <w:rFonts w:hint="eastAsia"/>
         </w:rPr>
-        <w:t>median()方法用于计算DataFrame中数值的__________。</w:t>
+        <w:t>median()方法用于计算DataFrame中数值的_____</w:t>
+      </w:r>
+      <w:r>
+        <w:rPr>
+          <w:rFonts w:hint="eastAsia"/>
+          <w:lang w:val="en-US" w:eastAsia="zh-CN"/>
+        </w:rPr>
+        <w:t>中位数</w:t>
+      </w:r>
+      <w:r>
+        <w:rPr>
+          <w:rFonts w:hint="eastAsia"/>
+        </w:rPr>
+        <w:t>_____。</w:t>
       </w:r>
     </w:p>
     <w:p>
@@ -680,7 +795,20 @@
         <w:rPr>
           <w:rFonts w:hint="eastAsia"/>
         </w:rPr>
-        <w:t>cummax()方法按列计算时，每一列的值是__________（从第一行到当前行）的最大值。</w:t>
+        <w:t>cummax()方法按列计算时，每一列的值是____</w:t>
+      </w:r>
+      <w:r>
+        <w:rPr>
+          <w:rFonts w:hint="eastAsia"/>
+          <w:lang w:val="en-US" w:eastAsia="zh-CN"/>
+        </w:rPr>
+        <w:t>累积</w:t>
+      </w:r>
+      <w:r>
+        <w:rPr>
+          <w:rFonts w:hint="eastAsia"/>
+        </w:rPr>
+        <w:t>______（从第一行到当前行）的最大值。</w:t>
       </w:r>
     </w:p>
     <w:p>
@@ -705,7 +833,20 @@
         <w:rPr>
           <w:rFonts w:hint="eastAsia"/>
         </w:rPr>
-        <w:t>使用to_csv()方法保存文件时，__________参数用于指定字段分隔符。</w:t>
+        <w:t>使用to_csv()方法保存文件时，____</w:t>
+      </w:r>
+      <w:r>
+        <w:rPr>
+          <w:rFonts w:hint="eastAsia"/>
+          <w:lang w:val="en-US" w:eastAsia="zh-CN"/>
+        </w:rPr>
+        <w:t>sep</w:t>
+      </w:r>
+      <w:r>
+        <w:rPr>
+          <w:rFonts w:hint="eastAsia"/>
+        </w:rPr>
+        <w:t>______参数用于指定字段分隔符。</w:t>
       </w:r>
     </w:p>
     <w:p>
@@ -730,7 +871,20 @@
         <w:rPr>
           <w:rFonts w:hint="eastAsia"/>
         </w:rPr>
-        <w:t>在to_excel()方法中，__________参数用于指定写入的工作表名称。</w:t>
+        <w:t>在to_excel()方法中，____</w:t>
+      </w:r>
+      <w:r>
+        <w:rPr>
+          <w:rFonts w:hint="eastAsia"/>
+          <w:lang w:val="en-US" w:eastAsia="zh-CN"/>
+        </w:rPr>
+        <w:t>sheet_name</w:t>
+      </w:r>
+      <w:r>
+        <w:rPr>
+          <w:rFonts w:hint="eastAsia"/>
+        </w:rPr>
+        <w:t>______参数用于指定写入的工作表名称。</w:t>
       </w:r>
     </w:p>
     <w:p>
@@ -755,7 +909,20 @@
         <w:rPr>
           <w:rFonts w:hint="eastAsia"/>
         </w:rPr>
-        <w:t>read_csv()方法的__________参数用于指定要将哪些列解析为日期。</w:t>
+        <w:t>read_csv()方法的___</w:t>
+      </w:r>
+      <w:r>
+        <w:rPr>
+          <w:rFonts w:hint="eastAsia"/>
+          <w:lang w:val="en-US" w:eastAsia="zh-CN"/>
+        </w:rPr>
+        <w:t>parse_dates</w:t>
+      </w:r>
+      <w:r>
+        <w:rPr>
+          <w:rFonts w:hint="eastAsia"/>
+        </w:rPr>
+        <w:t>_______参数用于指定要将哪些列解析为日期。</w:t>
       </w:r>
     </w:p>
     <w:p>
@@ -780,7 +947,20 @@
         <w:rPr>
           <w:rFonts w:hint="eastAsia"/>
         </w:rPr>
-        <w:t>使用read_excel()读取Excel文件时，__________参数用于指定用作行索引的列号或列名。</w:t>
+        <w:t>使用read_excel()读取Excel文件时，____</w:t>
+      </w:r>
+      <w:r>
+        <w:rPr>
+          <w:rFonts w:hint="eastAsia"/>
+          <w:lang w:val="en-US" w:eastAsia="zh-CN"/>
+        </w:rPr>
+        <w:t>index_col</w:t>
+      </w:r>
+      <w:r>
+        <w:rPr>
+          <w:rFonts w:hint="eastAsia"/>
+        </w:rPr>
+        <w:t>______参数用于指定用作行索引的列号或列名。</w:t>
       </w:r>
     </w:p>
     <w:p>
@@ -827,6 +1007,128 @@
     </w:p>
     <w:p>
       <w:pPr>
+        <w:numPr>
+          <w:numId w:val="0"/>
+        </w:numPr>
+        <w:ind w:leftChars="0"/>
+        <w:rPr>
+          <w:rFonts w:hint="default"/>
+          <w:b/>
+          <w:bCs/>
+          <w:lang w:val="en-US" w:eastAsia="zh-CN"/>
+        </w:rPr>
+      </w:pPr>
+      <w:r>
+        <w:rPr>
+          <w:rFonts w:hint="eastAsia"/>
+          <w:lang w:val="en-US" w:eastAsia="zh-CN"/>
+        </w:rPr>
+        <w:t xml:space="preserve">     </w:t>
+      </w:r>
+      <w:r>
+        <w:rPr>
+          <w:rFonts w:hint="eastAsia"/>
+          <w:b/>
+          <w:bCs/>
+          <w:lang w:val="en-US" w:eastAsia="zh-CN"/>
+        </w:rPr>
+        <w:t>Sum-------求和</w:t>
+      </w:r>
+    </w:p>
+    <w:p>
+      <w:pPr>
+        <w:numPr>
+          <w:numId w:val="0"/>
+        </w:numPr>
+        <w:ind w:leftChars="0"/>
+        <w:rPr>
+          <w:rFonts w:hint="default"/>
+          <w:b/>
+          <w:bCs/>
+          <w:lang w:val="en-US" w:eastAsia="zh-CN"/>
+        </w:rPr>
+      </w:pPr>
+      <w:r>
+        <w:rPr>
+          <w:rFonts w:hint="eastAsia"/>
+          <w:b/>
+          <w:bCs/>
+          <w:lang w:val="en-US" w:eastAsia="zh-CN"/>
+        </w:rPr>
+        <w:t xml:space="preserve">     Max-------最大值</w:t>
+      </w:r>
+    </w:p>
+    <w:p>
+      <w:pPr>
+        <w:numPr>
+          <w:numId w:val="0"/>
+        </w:numPr>
+        <w:ind w:leftChars="0"/>
+        <w:rPr>
+          <w:rFonts w:hint="default"/>
+          <w:b/>
+          <w:bCs/>
+          <w:lang w:val="en-US" w:eastAsia="zh-CN"/>
+        </w:rPr>
+      </w:pPr>
+      <w:r>
+        <w:rPr>
+          <w:rFonts w:hint="eastAsia"/>
+          <w:b/>
+          <w:bCs/>
+          <w:lang w:val="en-US" w:eastAsia="zh-CN"/>
+        </w:rPr>
+        <w:t xml:space="preserve">     Min--------最小值</w:t>
+      </w:r>
+    </w:p>
+    <w:p>
+      <w:pPr>
+        <w:numPr>
+          <w:numId w:val="0"/>
+        </w:numPr>
+        <w:ind w:leftChars="0"/>
+        <w:rPr>
+          <w:rFonts w:hint="default"/>
+          <w:b/>
+          <w:bCs/>
+          <w:lang w:val="en-US" w:eastAsia="zh-CN"/>
+        </w:rPr>
+      </w:pPr>
+      <w:r>
+        <w:rPr>
+          <w:rFonts w:hint="eastAsia"/>
+          <w:b/>
+          <w:bCs/>
+          <w:lang w:val="en-US" w:eastAsia="zh-CN"/>
+        </w:rPr>
+        <w:t xml:space="preserve">     Var---------方差</w:t>
+      </w:r>
+    </w:p>
+    <w:p>
+      <w:pPr>
+        <w:numPr>
+          <w:numId w:val="0"/>
+        </w:numPr>
+        <w:ind w:leftChars="0"/>
+        <w:rPr>
+          <w:rFonts w:hint="default"/>
+          <w:b/>
+          <w:bCs/>
+          <w:lang w:val="en-US" w:eastAsia="zh-CN"/>
+        </w:rPr>
+      </w:pPr>
+      <w:r>
+        <w:rPr>
+          <w:rFonts w:hint="eastAsia"/>
+          <w:b/>
+          <w:bCs/>
+          <w:lang w:val="en-US" w:eastAsia="zh-CN"/>
+        </w:rPr>
+        <w:t xml:space="preserve">     Std---------标准差</w:t>
+      </w:r>
+    </w:p>
+    <w:p>
+      <w:pPr>
         <w:rPr>
           <w:rFonts w:hint="eastAsia"/>
         </w:rPr>
@@ -852,6 +1154,25 @@
     </w:p>
     <w:p>
       <w:pPr>
+        <w:numPr>
+          <w:numId w:val="0"/>
+        </w:numPr>
+        <w:ind w:leftChars="0"/>
+        <w:rPr>
+          <w:rFonts w:hint="default" w:eastAsiaTheme="minorEastAsia"/>
+          <w:lang w:val="en-US" w:eastAsia="zh-CN"/>
+        </w:rPr>
+      </w:pPr>
+      <w:r>
+        <w:rPr>
+          <w:rFonts w:hint="eastAsia"/>
+          <w:lang w:val="en-US" w:eastAsia="zh-CN"/>
+        </w:rPr>
+        <w:t xml:space="preserve">    </w:t>
+      </w:r>
+    </w:p>
+    <w:p>
+      <w:pPr>
         <w:rPr>
           <w:rFonts w:hint="eastAsia"/>
         </w:rPr>
@@ -1048,6 +1369,210 @@
       <w:pPr>
         <w:rPr>
           <w:rFonts w:hint="eastAsia"/>
+          <w:b/>
+          <w:bCs/>
+        </w:rPr>
+      </w:pPr>
+      <w:r>
+        <w:rPr>
+          <w:rFonts w:hint="eastAsia"/>
+          <w:b/>
+          <w:bCs/>
+        </w:rPr>
+        <w:t># 计算每列的非NaN值数量</w:t>
+      </w:r>
+    </w:p>
+    <w:p>
+      <w:pPr>
+        <w:rPr>
+          <w:rFonts w:hint="eastAsia"/>
+          <w:b/>
+          <w:bCs/>
+        </w:rPr>
+      </w:pPr>
+      <w:r>
+        <w:rPr>
+          <w:rFonts w:hint="eastAsia"/>
+          <w:b/>
+          <w:bCs/>
+        </w:rPr>
+        <w:t>print(data.count())</w:t>
+      </w:r>
+    </w:p>
+    <w:p>
+      <w:pPr>
+        <w:rPr>
+          <w:rFonts w:hint="eastAsia"/>
+          <w:b/>
+          <w:bCs/>
+        </w:rPr>
+      </w:pPr>
+      <w:r>
+        <w:rPr>
+          <w:rFonts w:hint="eastAsia"/>
+          <w:b/>
+          <w:bCs/>
+        </w:rPr>
+        <w:t># 计算每列的总和</w:t>
+      </w:r>
+    </w:p>
+    <w:p>
+      <w:pPr>
+        <w:rPr>
+          <w:rFonts w:hint="eastAsia"/>
+          <w:b/>
+          <w:bCs/>
+        </w:rPr>
+      </w:pPr>
+      <w:r>
+        <w:rPr>
+          <w:rFonts w:hint="eastAsia"/>
+          <w:b/>
+          <w:bCs/>
+        </w:rPr>
+        <w:t>print(data.sum(numeric_only=True))</w:t>
+      </w:r>
+    </w:p>
+    <w:p>
+      <w:pPr>
+        <w:rPr>
+          <w:rFonts w:hint="eastAsia"/>
+          <w:b/>
+          <w:bCs/>
+        </w:rPr>
+      </w:pPr>
+      <w:r>
+        <w:rPr>
+          <w:rFonts w:hint="eastAsia"/>
+          <w:b/>
+          <w:bCs/>
+        </w:rPr>
+        <w:t># 计算每列的平均值</w:t>
+      </w:r>
+    </w:p>
+    <w:p>
+      <w:pPr>
+        <w:rPr>
+          <w:rFonts w:hint="eastAsia"/>
+          <w:b/>
+          <w:bCs/>
+        </w:rPr>
+      </w:pPr>
+      <w:r>
+        <w:rPr>
+          <w:rFonts w:hint="eastAsia"/>
+          <w:b/>
+          <w:bCs/>
+        </w:rPr>
+        <w:t>print(data.mean(numeric_only=True))</w:t>
+      </w:r>
+    </w:p>
+    <w:p>
+      <w:pPr>
+        <w:rPr>
+          <w:rFonts w:hint="eastAsia"/>
+          <w:b/>
+          <w:bCs/>
+        </w:rPr>
+      </w:pPr>
+      <w:r>
+        <w:rPr>
+          <w:rFonts w:hint="eastAsia"/>
+          <w:b/>
+          <w:bCs/>
+        </w:rPr>
+        <w:t># 计算每列的中位数</w:t>
+      </w:r>
+    </w:p>
+    <w:p>
+      <w:pPr>
+        <w:rPr>
+          <w:rFonts w:hint="eastAsia"/>
+          <w:b/>
+          <w:bCs/>
+        </w:rPr>
+      </w:pPr>
+      <w:r>
+        <w:rPr>
+          <w:rFonts w:hint="eastAsia"/>
+          <w:b/>
+          <w:bCs/>
+        </w:rPr>
+        <w:t>print(data.median(numeric_only=True))</w:t>
+      </w:r>
+    </w:p>
+    <w:p>
+      <w:pPr>
+        <w:rPr>
+          <w:rFonts w:hint="eastAsia"/>
+          <w:b/>
+          <w:bCs/>
+        </w:rPr>
+      </w:pPr>
+      <w:r>
+        <w:rPr>
+          <w:rFonts w:hint="eastAsia"/>
+          <w:b/>
+          <w:bCs/>
+        </w:rPr>
+        <w:t># 计算最小值</w:t>
+      </w:r>
+    </w:p>
+    <w:p>
+      <w:pPr>
+        <w:rPr>
+          <w:rFonts w:hint="eastAsia"/>
+          <w:b/>
+          <w:bCs/>
+        </w:rPr>
+      </w:pPr>
+      <w:r>
+        <w:rPr>
+          <w:rFonts w:hint="eastAsia"/>
+          <w:b/>
+          <w:bCs/>
+        </w:rPr>
+        <w:t>print(data.min(numeric_only=True))</w:t>
+      </w:r>
+    </w:p>
+    <w:p>
+      <w:pPr>
+        <w:rPr>
+          <w:rFonts w:hint="eastAsia"/>
+          <w:b/>
+          <w:bCs/>
+        </w:rPr>
+      </w:pPr>
+      <w:r>
+        <w:rPr>
+          <w:rFonts w:hint="eastAsia"/>
+          <w:b/>
+          <w:bCs/>
+        </w:rPr>
+        <w:t># 计算最大值</w:t>
+      </w:r>
+    </w:p>
+    <w:p>
+      <w:pPr>
+        <w:rPr>
+          <w:rFonts w:hint="eastAsia"/>
+          <w:b/>
+          <w:bCs/>
+        </w:rPr>
+      </w:pPr>
+      <w:r>
+        <w:rPr>
+          <w:rFonts w:hint="eastAsia"/>
+          <w:b/>
+          <w:bCs/>
+        </w:rPr>
+        <w:t>print(data.max(numeric_only=True))</w:t>
+      </w:r>
+    </w:p>
+    <w:p>
+      <w:pPr>
+        <w:rPr>
+          <w:rFonts w:hint="eastAsia"/>
         </w:rPr>
       </w:pPr>
       <w:r>
@@ -1056,22 +1581,279 @@
         </w:rPr>
         <w:t>e. 将处理后的数据（包含原始数据和累积计算结果）保存为一个新的Excel文件'sales_analysis.xlsx'，要求包含两个工作表：'原始数据'和'分析结果'。</w:t>
       </w:r>
+    </w:p>
+    <w:p>
+      <w:pPr>
+        <w:rPr>
+          <w:rFonts w:hint="eastAsia"/>
+          <w:b/>
+          <w:bCs/>
+        </w:rPr>
+      </w:pPr>
+      <w:r>
+        <w:rPr>
+          <w:rFonts w:hint="eastAsia"/>
+          <w:b/>
+          <w:bCs/>
+        </w:rPr>
+        <w:t>df = {</w:t>
+      </w:r>
+    </w:p>
+    <w:p>
+      <w:pPr>
+        <w:rPr>
+          <w:rFonts w:hint="eastAsia"/>
+          <w:b/>
+          <w:bCs/>
+        </w:rPr>
+      </w:pPr>
+      <w:r>
+        <w:rPr>
+          <w:rFonts w:hint="eastAsia"/>
+          <w:b/>
+          <w:bCs/>
+        </w:rPr>
+        <w:t xml:space="preserve">    '非NaN值数量':data.count(),</w:t>
+      </w:r>
+    </w:p>
+    <w:p>
+      <w:pPr>
+        <w:rPr>
+          <w:rFonts w:hint="eastAsia"/>
+          <w:b/>
+          <w:bCs/>
+        </w:rPr>
+      </w:pPr>
+      <w:r>
+        <w:rPr>
+          <w:rFonts w:hint="eastAsia"/>
+          <w:b/>
+          <w:bCs/>
+        </w:rPr>
+        <w:t xml:space="preserve">    '每列总和':data.sum(numeric_only=True),</w:t>
+      </w:r>
+    </w:p>
+    <w:p>
+      <w:pPr>
+        <w:rPr>
+          <w:rFonts w:hint="eastAsia"/>
+          <w:b/>
+          <w:bCs/>
+        </w:rPr>
+      </w:pPr>
+      <w:r>
+        <w:rPr>
+          <w:rFonts w:hint="eastAsia"/>
+          <w:b/>
+          <w:bCs/>
+        </w:rPr>
+        <w:t xml:space="preserve">    '每列平均值':data.mean(numeric_only=True),</w:t>
+      </w:r>
+    </w:p>
+    <w:p>
+      <w:pPr>
+        <w:rPr>
+          <w:rFonts w:hint="eastAsia"/>
+          <w:b/>
+          <w:bCs/>
+        </w:rPr>
+      </w:pPr>
+      <w:r>
+        <w:rPr>
+          <w:rFonts w:hint="eastAsia"/>
+          <w:b/>
+          <w:bCs/>
+        </w:rPr>
+        <w:t xml:space="preserve">    '每列中位数':data.median(numeric_only=True),</w:t>
+      </w:r>
+    </w:p>
+    <w:p>
+      <w:pPr>
+        <w:rPr>
+          <w:rFonts w:hint="eastAsia"/>
+          <w:b/>
+          <w:bCs/>
+        </w:rPr>
+      </w:pPr>
+      <w:r>
+        <w:rPr>
+          <w:rFonts w:hint="eastAsia"/>
+          <w:b/>
+          <w:bCs/>
+        </w:rPr>
+        <w:t xml:space="preserve">    '每列最小值':data.min(numeric_only=True),</w:t>
+      </w:r>
+    </w:p>
+    <w:p>
+      <w:pPr>
+        <w:rPr>
+          <w:rFonts w:hint="eastAsia"/>
+          <w:b/>
+          <w:bCs/>
+        </w:rPr>
+      </w:pPr>
+      <w:r>
+        <w:rPr>
+          <w:rFonts w:hint="eastAsia"/>
+          <w:b/>
+          <w:bCs/>
+        </w:rPr>
+        <w:t xml:space="preserve">    '每列最大值':data.max(numeric_only=True)</w:t>
+      </w:r>
+    </w:p>
+    <w:p>
+      <w:pPr>
+        <w:rPr>
+          <w:rFonts w:hint="eastAsia"/>
+          <w:b/>
+          <w:bCs/>
+        </w:rPr>
+      </w:pPr>
+      <w:r>
+        <w:rPr>
+          <w:rFonts w:hint="eastAsia"/>
+          <w:b/>
+          <w:bCs/>
+        </w:rPr>
+        <w:t>}</w:t>
+      </w:r>
+    </w:p>
+    <w:p>
+      <w:pPr>
+        <w:rPr>
+          <w:rFonts w:hint="eastAsia"/>
+          <w:b/>
+          <w:bCs/>
+        </w:rPr>
+      </w:pPr>
+      <w:r>
+        <w:rPr>
+          <w:rFonts w:hint="eastAsia"/>
+          <w:b/>
+          <w:bCs/>
+        </w:rPr>
+        <w:t>df1 = pd.DataFrame(df)</w:t>
+      </w:r>
+    </w:p>
+    <w:p>
+      <w:pPr>
+        <w:rPr>
+          <w:rFonts w:hint="eastAsia"/>
+          <w:b/>
+          <w:bCs/>
+        </w:rPr>
+      </w:pPr>
+      <w:r>
+        <w:rPr>
+          <w:rFonts w:hint="eastAsia"/>
+          <w:b/>
+          <w:bCs/>
+        </w:rPr>
+        <w:t># 使用ExcelWriter同时写入多个工作表</w:t>
+      </w:r>
+    </w:p>
+    <w:p>
+      <w:pPr>
+        <w:rPr>
+          <w:rFonts w:hint="eastAsia"/>
+          <w:b/>
+          <w:bCs/>
+        </w:rPr>
+      </w:pPr>
+      <w:r>
+        <w:rPr>
+          <w:rFonts w:hint="eastAsia"/>
+          <w:b/>
+          <w:bCs/>
+        </w:rPr>
+        <w:t>with pd.ExcelWriter('./Pandas/作业/sales_analysis.xlsx', engine='openpyxl') as writer:</w:t>
+      </w:r>
+    </w:p>
+    <w:p>
+      <w:pPr>
+        <w:rPr>
+          <w:rFonts w:hint="eastAsia"/>
+          <w:b/>
+          <w:bCs/>
+        </w:rPr>
+      </w:pPr>
+      <w:r>
+        <w:rPr>
+          <w:rFonts w:hint="eastAsia"/>
+          <w:b/>
+          <w:bCs/>
+        </w:rPr>
+        <w:t xml:space="preserve">    # 写入原始数据</w:t>
+      </w:r>
+    </w:p>
+    <w:p>
+      <w:pPr>
+        <w:rPr>
+          <w:rFonts w:hint="eastAsia"/>
+          <w:b/>
+          <w:bCs/>
+        </w:rPr>
+      </w:pPr>
+      <w:r>
+        <w:rPr>
+          <w:rFonts w:hint="eastAsia"/>
+          <w:b/>
+          <w:bCs/>
+        </w:rPr>
+        <w:t xml:space="preserve">    data.to_excel(writer, sheet_name='原始数据', index=False)</w:t>
+      </w:r>
+    </w:p>
+    <w:p>
+      <w:pPr>
+        <w:rPr>
+          <w:rFonts w:hint="eastAsia"/>
+          <w:b/>
+          <w:bCs/>
+        </w:rPr>
+      </w:pPr>
+    </w:p>
+    <w:p>
+      <w:pPr>
+        <w:rPr>
+          <w:rFonts w:hint="eastAsia"/>
+          <w:b/>
+          <w:bCs/>
+        </w:rPr>
+      </w:pPr>
+      <w:r>
+        <w:rPr>
+          <w:rFonts w:hint="eastAsia"/>
+          <w:b/>
+          <w:bCs/>
+        </w:rPr>
+        <w:t xml:space="preserve">    # 写入分析结果</w:t>
+      </w:r>
+    </w:p>
+    <w:p>
+      <w:pPr>
+        <w:rPr>
+          <w:rFonts w:hint="eastAsia"/>
+          <w:b/>
+          <w:bCs/>
+        </w:rPr>
+      </w:pPr>
+      <w:r>
+        <w:rPr>
+          <w:rFonts w:hint="eastAsia"/>
+          <w:b/>
+          <w:bCs/>
+        </w:rPr>
+        <w:t xml:space="preserve">    df1.to_excel(writer, sheet_name='分析结果')</w:t>
+      </w:r>
+    </w:p>
+    <w:p>
+      <w:pPr>
+        <w:rPr>
+          <w:rFonts w:hint="eastAsia"/>
+        </w:rPr>
+      </w:pPr>
       <w:bookmarkStart w:id="0" w:name="_GoBack"/>
       <w:bookmarkEnd w:id="0"/>
-    </w:p>
-    <w:p>
-      <w:pPr>
-        <w:rPr>
-          <w:rFonts w:hint="eastAsia"/>
-        </w:rPr>
-      </w:pPr>
-    </w:p>
-    <w:p>
-      <w:pPr>
-        <w:rPr>
-          <w:rFonts w:hint="eastAsia"/>
-        </w:rPr>
-      </w:pPr>
     </w:p>
     <w:sectPr>
       <w:pgSz w:w="11906" w:h="16838"/>
@@ -1184,7 +1966,7 @@
     <w:lsdException w:qFormat="1" w:unhideWhenUsed="0" w:uiPriority="0" w:semiHidden="0" w:name="Title"/>
     <w:lsdException w:unhideWhenUsed="0" w:uiPriority="0" w:semiHidden="0" w:name="Closing"/>
     <w:lsdException w:unhideWhenUsed="0" w:uiPriority="0" w:semiHidden="0" w:name="Signature"/>
-    <w:lsdException w:unhideWhenUsed="0" w:uiPriority="0" w:name="Default Paragraph Font"/>
+    <w:lsdException w:qFormat="1" w:unhideWhenUsed="0" w:uiPriority="0" w:name="Default Paragraph Font"/>
     <w:lsdException w:unhideWhenUsed="0" w:uiPriority="0" w:semiHidden="0" w:name="Body Text"/>
     <w:lsdException w:unhideWhenUsed="0" w:uiPriority="0" w:semiHidden="0" w:name="Body Text Indent"/>
     <w:lsdException w:unhideWhenUsed="0" w:uiPriority="0" w:semiHidden="0" w:name="List Continue"/>
@@ -1211,18 +1993,18 @@
     <w:lsdException w:unhideWhenUsed="0" w:uiPriority="0" w:semiHidden="0" w:name="Document Map"/>
     <w:lsdException w:unhideWhenUsed="0" w:uiPriority="0" w:semiHidden="0" w:name="Plain Text"/>
     <w:lsdException w:unhideWhenUsed="0" w:uiPriority="0" w:semiHidden="0" w:name="E-mail Signature"/>
-    <w:lsdException w:unhideWhenUsed="0" w:uiPriority="0" w:semiHidden="0" w:name="Normal (Web)"/>
+    <w:lsdException w:qFormat="1" w:unhideWhenUsed="0" w:uiPriority="0" w:semiHidden="0" w:name="Normal (Web)"/>
     <w:lsdException w:unhideWhenUsed="0" w:uiPriority="0" w:semiHidden="0" w:name="HTML Acronym"/>
     <w:lsdException w:unhideWhenUsed="0" w:uiPriority="0" w:semiHidden="0" w:name="HTML Address"/>
     <w:lsdException w:unhideWhenUsed="0" w:uiPriority="0" w:semiHidden="0" w:name="HTML Cite"/>
-    <w:lsdException w:unhideWhenUsed="0" w:uiPriority="0" w:semiHidden="0" w:name="HTML Code"/>
+    <w:lsdException w:qFormat="1" w:unhideWhenUsed="0" w:uiPriority="0" w:semiHidden="0" w:name="HTML Code"/>
     <w:lsdException w:unhideWhenUsed="0" w:uiPriority="0" w:semiHidden="0" w:name="HTML Definition"/>
     <w:lsdException w:unhideWhenUsed="0" w:uiPriority="0" w:semiHidden="0" w:name="HTML Keyboard"/>
-    <w:lsdException w:unhideWhenUsed="0" w:uiPriority="0" w:semiHidden="0" w:name="HTML Preformatted"/>
+    <w:lsdException w:qFormat="1" w:unhideWhenUsed="0" w:uiPriority="0" w:semiHidden="0" w:name="HTML Preformatted"/>
     <w:lsdException w:unhideWhenUsed="0" w:uiPriority="0" w:semiHidden="0" w:name="HTML Sample"/>
     <w:lsdException w:unhideWhenUsed="0" w:uiPriority="0" w:semiHidden="0" w:name="HTML Typewriter"/>
     <w:lsdException w:unhideWhenUsed="0" w:uiPriority="0" w:semiHidden="0" w:name="HTML Variable"/>
-    <w:lsdException w:unhideWhenUsed="0" w:uiPriority="0" w:name="Normal Table"/>
+    <w:lsdException w:qFormat="1" w:unhideWhenUsed="0" w:uiPriority="0" w:name="Normal Table"/>
     <w:lsdException w:unhideWhenUsed="0" w:uiPriority="0" w:semiHidden="0" w:name="annotation subject"/>
     <w:lsdException w:unhideWhenUsed="0" w:uiPriority="0" w:semiHidden="0" w:name="Table Simple 1"/>
     <w:lsdException w:unhideWhenUsed="0" w:uiPriority="0" w:semiHidden="0" w:name="Table Simple 2"/>
@@ -1409,11 +2191,13 @@
   <w:style w:type="character" w:default="1" w:styleId="6">
     <w:name w:val="Default Paragraph Font"/>
     <w:semiHidden/>
+    <w:qFormat/>
     <w:uiPriority w:val="0"/>
   </w:style>
   <w:style w:type="table" w:default="1" w:styleId="5">
     <w:name w:val="Normal Table"/>
     <w:semiHidden/>
+    <w:qFormat/>
     <w:uiPriority w:val="0"/>
     <w:tblPr>
       <w:tblCellMar>
@@ -1427,6 +2211,7 @@
   <w:style w:type="paragraph" w:styleId="3">
     <w:name w:val="HTML Preformatted"/>
     <w:basedOn w:val="1"/>
+    <w:qFormat/>
     <w:uiPriority w:val="0"/>
     <w:pPr>
       <w:tabs>
@@ -1460,6 +2245,7 @@
   <w:style w:type="paragraph" w:styleId="4">
     <w:name w:val="Normal (Web)"/>
     <w:basedOn w:val="1"/>
+    <w:qFormat/>
     <w:uiPriority w:val="0"/>
     <w:rPr>
       <w:sz w:val="24"/>
@@ -1477,6 +2263,7 @@
   <w:style w:type="character" w:styleId="8">
     <w:name w:val="HTML Code"/>
     <w:basedOn w:val="6"/>
+    <w:qFormat/>
     <w:uiPriority w:val="0"/>
     <w:rPr>
       <w:rFonts w:ascii="Courier New" w:hAnsi="Courier New"/>
